--- a/project/docs/template.docx
+++ b/project/docs/template.docx
@@ -491,7 +491,7 @@
         <w:rPr>
           <w:lang w:val="sr-Cyrl-BA"/>
         </w:rPr>
-        <w:t xml:space="preserve">                 2026/2027</w:t>
+        <w:t xml:space="preserve">                 {{SKGOD}}</w:t>
       </w:r>
       <w:r>
         <w:rPr>
